--- a/Project1/ds/hash/HashTable_Study_Notes.docx
+++ b/Project1/ds/hash/HashTable_Study_Notes.docx
@@ -29,7 +29,7 @@
           <w:sz w:val="22"/>
           <w:szCs w:val="22"/>
         </w:rPr>
-        <w:t xml:space="preserve">基于拉链法实现 | 游戏开发职业规划 - 数据结构 L3</w:t>
+        <w:t xml:space="preserve">基于拉链法实现 | 数据结构与算法学习笔记 · L3</w:t>
       </w:r>
     </w:p>
     <w:p>
@@ -231,10 +231,13 @@
           <w:sz w:val="20"/>
           <w:szCs w:val="20"/>
         </w:rPr>
-        <w:t xml:space="preserve">buckets[0] -&gt; ("aa",16) -&gt; ("cc",18) -&gt; NULL
-buckets[1] -&gt; NULL
-buckets[2] -&gt; ("bb",17) -&gt; NULL
-buckets[3] -&gt; ("dd",19) -&gt; ("ee",20) -&gt; NULL</w:t>
+        <w:t xml:space="preserve">buckets[0] -&gt; ("aa",16) -&gt; ("cc",18) -&gt; NULL</w:t>
+        <w:br/>
+        <w:t xml:space="preserve">buckets[1] -&gt; NULL</w:t>
+        <w:br/>
+        <w:t xml:space="preserve">buckets[2] -&gt; ("bb",17) -&gt; NULL</w:t>
+        <w:br/>
+        <w:t xml:space="preserve">buckets[3] -&gt; ("dd",19) -&gt; ("ee",20) -&gt; NULL</w:t>
       </w:r>
     </w:p>
     <w:p>
@@ -297,23 +300,39 @@
           <w:sz w:val="19"/>
           <w:szCs w:val="19"/>
         </w:rPr>
-        <w:t xml:space="preserve">class HashTable {
-  private:
-    struct HashNode { string key; int value; HashNode* next; };
-    HashNode** buckets;
-    int capacity;
-    int size;
-  public:
-    HashTable(int cap = 8);
-    ~HashTable();
-    void insert(const string&amp; key, int value);
-    int  find(const string&amp; key);
-    void remove(const string&amp; key);
-  private:
-    int hashFunc(const string&amp; key);
-    HashNode* findNode(const string&amp; key);
-    void rehash();
-};</w:t>
+        <w:t xml:space="preserve">class HashTable {</w:t>
+        <w:br/>
+        <w:t xml:space="preserve">  private:</w:t>
+        <w:br/>
+        <w:t xml:space="preserve">    struct HashNode { string key; int value; HashNode* next; };</w:t>
+        <w:br/>
+        <w:t xml:space="preserve">    HashNode** buckets;</w:t>
+        <w:br/>
+        <w:t xml:space="preserve">    int capacity;</w:t>
+        <w:br/>
+        <w:t xml:space="preserve">    int size;</w:t>
+        <w:br/>
+        <w:t xml:space="preserve">  public:</w:t>
+        <w:br/>
+        <w:t xml:space="preserve">    HashTable(int cap = 8);</w:t>
+        <w:br/>
+        <w:t xml:space="preserve">    ~HashTable();</w:t>
+        <w:br/>
+        <w:t xml:space="preserve">    void insert(const string&amp; key, int value);</w:t>
+        <w:br/>
+        <w:t xml:space="preserve">    int  find(const string&amp; key);</w:t>
+        <w:br/>
+        <w:t xml:space="preserve">    void remove(const string&amp; key);</w:t>
+        <w:br/>
+        <w:t xml:space="preserve">  private:</w:t>
+        <w:br/>
+        <w:t xml:space="preserve">    int hashFunc(const string&amp; key);</w:t>
+        <w:br/>
+        <w:t xml:space="preserve">    HashNode* findNode(const string&amp; key);</w:t>
+        <w:br/>
+        <w:t xml:space="preserve">    void rehash();</w:t>
+        <w:br/>
+        <w:t xml:space="preserve">};</w:t>
       </w:r>
     </w:p>
     <w:p>
@@ -788,7 +807,7 @@
         <w:pStyle w:val="Heading1"/>
       </w:pPr>
       <w:r>
-        <w:t xml:space="preserve">五、职业规划对照</w:t>
+        <w:t xml:space="preserve">五、应用场景对照</w:t>
       </w:r>
     </w:p>
     <w:tbl>
@@ -869,7 +888,7 @@
                 <w:bCs/>
                 <w:color w:val="FFFFFF"/>
               </w:rPr>
-              <w:t xml:space="preserve">游戏应用</w:t>
+              <w:t xml:space="preserve">工程应用</w:t>
             </w:r>
           </w:p>
         </w:tc>
@@ -1255,16 +1274,25 @@
           <w:sz w:val="20"/>
           <w:szCs w:val="20"/>
         </w:rPr>
-        <w:t xml:space="preserve">size: 1 cap: 8
-size: 2 cap: 8
-size: 3 cap: 8
-size: 4 cap: 8
-size: 5 cap: 8
-size: 6 cap: 16    &lt;- 5/8=0.625, 6/8=0.75&gt;0.7 rehash!
-size: 7 cap: 16
-size: 8 cap: 16
-size: 9 cap: 16
-size: 10 cap: 16</w:t>
+        <w:t xml:space="preserve">size: 1 cap: 8</w:t>
+        <w:br/>
+        <w:t xml:space="preserve">size: 2 cap: 8</w:t>
+        <w:br/>
+        <w:t xml:space="preserve">size: 3 cap: 8</w:t>
+        <w:br/>
+        <w:t xml:space="preserve">size: 4 cap: 8</w:t>
+        <w:br/>
+        <w:t xml:space="preserve">size: 5 cap: 8</w:t>
+        <w:br/>
+        <w:t xml:space="preserve">size: 6 cap: 16    &lt;- 5/8=0.625, 6/8=0.75&gt;0.7 rehash!</w:t>
+        <w:br/>
+        <w:t xml:space="preserve">size: 7 cap: 16</w:t>
+        <w:br/>
+        <w:t xml:space="preserve">size: 8 cap: 16</w:t>
+        <w:br/>
+        <w:t xml:space="preserve">size: 9 cap: 16</w:t>
+        <w:br/>
+        <w:t xml:space="preserve">size: 10 cap: 16</w:t>
       </w:r>
     </w:p>
     <w:p>
